--- a/output/chem-u02/SHULL_CHEM_Practice_Set_U02_S02.3_Shorthand.docx
+++ b/output/chem-u02/SHULL_CHEM_Practice_Set_U02_S02.3_Shorthand.docx
@@ -30,7 +30,7 @@
                 <w:rFonts w:ascii="Trade Gothic Next" w:hAnsi="Trade Gothic Next"/>
                 <w:b/>
                 <w:color w:val="4D730E"/>
-                <w:sz w:val="15"/>
+                <w:sz w:val="14"/>
                 <w:spacing w:val="26"/>
               </w:rPr>
               <w:t>SHULL SCIENCE  ·  JAMES A. GARFIELD LOCAL SCHOOLS</w:t>
@@ -45,7 +45,7 @@
                 <w:rFonts w:ascii="Trade Gothic Next" w:hAnsi="Trade Gothic Next"/>
                 <w:b/>
                 <w:color w:val="14161B"/>
-                <w:sz w:val="36"/>
+                <w:sz w:val="26"/>
               </w:rPr>
               <w:t>SHORTHAND ELECTRON CONFIGURATIONS</w:t>
             </w:r>
@@ -59,7 +59,7 @@
                 <w:rFonts w:ascii="Trade Gothic Next" w:hAnsi="Trade Gothic Next"/>
                 <w:b w:val="0"/>
                 <w:color w:val="55604F"/>
-                <w:sz w:val="15"/>
+                <w:sz w:val="14"/>
                 <w:spacing w:val="26"/>
               </w:rPr>
               <w:t>PRACTICE SET  ·  ELECTRON CONFIGURATIONS  ·  NOBLE-GAS SHORTHAND</w:t>
@@ -71,37 +71,138 @@
     <w:tbl>
       <w:tblPr>
         <w:tblW w:type="auto" w:w="0"/>
-        <w:jc w:val="left"/>
         <w:tblLayout w:type="fixed"/>
         <w:tblLook w:firstColumn="1" w:firstRow="1" w:lastColumn="0" w:lastRow="0" w:noHBand="0" w:noVBand="1" w:val="04A0"/>
         <w:tblLayout w:type="fixed"/>
       </w:tblPr>
       <w:tblGrid>
-        <w:gridCol w:w="10800"/>
+        <w:gridCol w:w="4752"/>
+        <w:gridCol w:w="2160"/>
+        <w:gridCol w:w="1728"/>
+        <w:gridCol w:w="2160"/>
       </w:tblGrid>
       <w:tr>
+        <w:trPr>
+          <w:cantSplit/>
+          <w:trHeight w:val="662" w:hRule="atLeast"/>
+        </w:trPr>
         <w:tc>
           <w:tcPr>
-            <w:tcW w:type="dxa" w:w="10800"/>
+            <w:tcW w:type="dxa" w:w="4752"/>
+            <w:vAlign w:val="top"/>
+            <w:tcMar>
+              <w:top w:w="20" w:type="dxa"/>
+              <w:left w:w="0" w:type="dxa"/>
+              <w:bottom w:w="0" w:type="dxa"/>
+              <w:right w:w="120" w:type="dxa"/>
+            </w:tcMar>
             <w:tcBorders>
-              <w:top w:val="single" w:sz="6" w:color="C8CDC2"/>
-              <w:left w:val="single" w:sz="6" w:color="C8CDC2"/>
-              <w:bottom w:val="single" w:sz="6" w:color="C8CDC2"/>
-              <w:right w:val="single" w:sz="6" w:color="C8CDC2"/>
+              <w:bottom w:val="single" w:sz="8" w:color="C8CDC2"/>
             </w:tcBorders>
           </w:tcPr>
           <w:p>
             <w:pPr>
-              <w:spacing w:after="40" w:before="0"/>
+              <w:spacing w:after="0"/>
             </w:pPr>
             <w:r>
               <w:rPr>
                 <w:rFonts w:ascii="Trade Gothic Next" w:hAnsi="Trade Gothic Next"/>
-                <w:b w:val="0"/>
+                <w:b/>
                 <w:color w:val="55604F"/>
-                <w:sz w:val="18"/>
+                <w:sz w:val="15"/>
+                <w:u w:val="none"/>
               </w:rPr>
-              <w:t>NAME  ______________________________________   DATE  ______________   PERIOD  _______   SCORE  _____ / 5</w:t>
+              <w:t>NAME</w:t>
+            </w:r>
+          </w:p>
+        </w:tc>
+        <w:tc>
+          <w:tcPr>
+            <w:tcW w:type="dxa" w:w="2160"/>
+            <w:vAlign w:val="top"/>
+            <w:tcMar>
+              <w:top w:w="20" w:type="dxa"/>
+              <w:left w:w="0" w:type="dxa"/>
+              <w:bottom w:w="0" w:type="dxa"/>
+              <w:right w:w="120" w:type="dxa"/>
+            </w:tcMar>
+            <w:tcBorders>
+              <w:bottom w:val="single" w:sz="8" w:color="C8CDC2"/>
+            </w:tcBorders>
+          </w:tcPr>
+          <w:p>
+            <w:pPr>
+              <w:spacing w:after="0"/>
+            </w:pPr>
+            <w:r>
+              <w:rPr>
+                <w:rFonts w:ascii="Trade Gothic Next" w:hAnsi="Trade Gothic Next"/>
+                <w:b/>
+                <w:color w:val="55604F"/>
+                <w:sz w:val="15"/>
+                <w:u w:val="none"/>
+              </w:rPr>
+              <w:t>DATE</w:t>
+            </w:r>
+          </w:p>
+        </w:tc>
+        <w:tc>
+          <w:tcPr>
+            <w:tcW w:type="dxa" w:w="1728"/>
+            <w:vAlign w:val="top"/>
+            <w:tcMar>
+              <w:top w:w="20" w:type="dxa"/>
+              <w:left w:w="0" w:type="dxa"/>
+              <w:bottom w:w="0" w:type="dxa"/>
+              <w:right w:w="120" w:type="dxa"/>
+            </w:tcMar>
+            <w:tcBorders>
+              <w:bottom w:val="single" w:sz="8" w:color="C8CDC2"/>
+            </w:tcBorders>
+          </w:tcPr>
+          <w:p>
+            <w:pPr>
+              <w:spacing w:after="0"/>
+            </w:pPr>
+            <w:r>
+              <w:rPr>
+                <w:rFonts w:ascii="Trade Gothic Next" w:hAnsi="Trade Gothic Next"/>
+                <w:b/>
+                <w:color w:val="55604F"/>
+                <w:sz w:val="15"/>
+                <w:u w:val="none"/>
+              </w:rPr>
+              <w:t>PERIOD</w:t>
+            </w:r>
+          </w:p>
+        </w:tc>
+        <w:tc>
+          <w:tcPr>
+            <w:tcW w:type="dxa" w:w="2160"/>
+            <w:vAlign w:val="top"/>
+            <w:tcMar>
+              <w:top w:w="20" w:type="dxa"/>
+              <w:left w:w="0" w:type="dxa"/>
+              <w:bottom w:w="0" w:type="dxa"/>
+              <w:right w:w="120" w:type="dxa"/>
+            </w:tcMar>
+            <w:tcBorders>
+              <w:bottom w:val="single" w:sz="8" w:color="C8CDC2"/>
+            </w:tcBorders>
+          </w:tcPr>
+          <w:p>
+            <w:pPr>
+              <w:spacing w:after="0"/>
+            </w:pPr>
+            <w:r>
+              <w:rPr>
+                <w:rFonts w:ascii="Trade Gothic Next" w:hAnsi="Trade Gothic Next"/>
+                <w:b/>
+                <w:color w:val="55604F"/>
+                <w:sz w:val="15"/>
+                <w:u w:val="none"/>
+              </w:rPr>
+              <w:t>SCORE  / 5</w:t>
             </w:r>
           </w:p>
         </w:tc>
@@ -450,7 +551,11 @@
               </w:tc>
             </w:tr>
           </w:tbl>
-          <w:p/>
+          <w:p>
+            <w:pPr>
+              <w:spacing w:before="0" w:after="0" w:line="20" w:lineRule="exact"/>
+            </w:pPr>
+          </w:p>
           <w:p>
             <w:pPr>
               <w:spacing w:before="0" w:after="0" w:line="40" w:lineRule="exact"/>

--- a/output/chem-u02/SHULL_CHEM_Practice_Set_U02_S02.3_Shorthand.docx
+++ b/output/chem-u02/SHULL_CHEM_Practice_Set_U02_S02.3_Shorthand.docx
@@ -62,7 +62,7 @@
                 <w:sz w:val="14"/>
                 <w:spacing w:val="26"/>
               </w:rPr>
-              <w:t>PRACTICE SET  ·  ELECTRON CONFIGURATIONS  ·  NOBLE-GAS SHORTHAND</w:t>
+              <w:t>OPTIONAL PRACTICE  ·  ELECTRON CONFIGURATIONS  ·  NOBLE-GAS SHORTHAND</w:t>
             </w:r>
           </w:p>
         </w:tc>
@@ -76,10 +76,9 @@
         <w:tblLayout w:type="fixed"/>
       </w:tblPr>
       <w:tblGrid>
-        <w:gridCol w:w="4752"/>
+        <w:gridCol w:w="6912"/>
         <w:gridCol w:w="2160"/>
         <w:gridCol w:w="1728"/>
-        <w:gridCol w:w="2160"/>
       </w:tblGrid>
       <w:tr>
         <w:trPr>
@@ -88,7 +87,7 @@
         </w:trPr>
         <w:tc>
           <w:tcPr>
-            <w:tcW w:type="dxa" w:w="4752"/>
+            <w:tcW w:type="dxa" w:w="6912"/>
             <w:vAlign w:val="top"/>
             <w:tcMar>
               <w:top w:w="20" w:type="dxa"/>
@@ -173,36 +172,6 @@
                 <w:u w:val="none"/>
               </w:rPr>
               <w:t>PERIOD</w:t>
-            </w:r>
-          </w:p>
-        </w:tc>
-        <w:tc>
-          <w:tcPr>
-            <w:tcW w:type="dxa" w:w="2160"/>
-            <w:vAlign w:val="top"/>
-            <w:tcMar>
-              <w:top w:w="20" w:type="dxa"/>
-              <w:left w:w="0" w:type="dxa"/>
-              <w:bottom w:w="0" w:type="dxa"/>
-              <w:right w:w="120" w:type="dxa"/>
-            </w:tcMar>
-            <w:tcBorders>
-              <w:bottom w:val="single" w:sz="8" w:color="C8CDC2"/>
-            </w:tcBorders>
-          </w:tcPr>
-          <w:p>
-            <w:pPr>
-              <w:spacing w:after="0"/>
-            </w:pPr>
-            <w:r>
-              <w:rPr>
-                <w:rFonts w:ascii="Trade Gothic Next" w:hAnsi="Trade Gothic Next"/>
-                <w:b/>
-                <w:color w:val="55604F"/>
-                <w:sz w:val="15"/>
-                <w:u w:val="none"/>
-              </w:rPr>
-              <w:t>SCORE  / 5</w:t>
             </w:r>
           </w:p>
         </w:tc>
